--- a/AI导论——大报告.docx
+++ b/AI导论——大报告.docx
@@ -363,13 +363,7 @@
         <w:rPr>
           <w:rFonts w:hint="eastAsia"/>
         </w:rPr>
-        <w:t>算法变为了</w:t>
-      </w:r>
-      <w:r>
-        <w:rPr>
-          <w:rFonts w:hint="eastAsia"/>
-        </w:rPr>
-        <w:t>细化栅格的</w:t>
+        <w:t>算法变为了细化栅格的</w:t>
       </w:r>
       <w:r>
         <w:rPr>
@@ -381,13 +375,7 @@
         <w:rPr>
           <w:rFonts w:hint="eastAsia"/>
         </w:rPr>
-        <w:t>改进</w:t>
-      </w:r>
-      <w:r>
-        <w:rPr>
-          <w:rFonts w:hint="eastAsia"/>
-        </w:rPr>
-        <w:t>算法，旨在后续的</w:t>
+        <w:t>改进算法，旨在后续的</w:t>
       </w:r>
       <w:r>
         <w:rPr>
@@ -456,13 +444,7 @@
         <w:rPr>
           <w:rFonts w:hint="eastAsia"/>
         </w:rPr>
-        <w:t>算法</w:t>
-      </w:r>
-      <w:r>
-        <w:rPr>
-          <w:rFonts w:hint="eastAsia"/>
-        </w:rPr>
-        <w:t>变化为</w:t>
+        <w:t>算法变化为</w:t>
       </w:r>
       <w:r>
         <w:rPr>
@@ -497,25 +479,13 @@
         <w:rPr>
           <w:rFonts w:hint="eastAsia"/>
         </w:rPr>
-        <w:t xml:space="preserve">3.1.1 </w:t>
-      </w:r>
-      <w:r>
-        <w:rPr>
-          <w:rFonts w:hint="eastAsia"/>
-        </w:rPr>
-        <w:t>Weighted A*</w:t>
-      </w:r>
-      <w:r>
-        <w:rPr>
-          <w:rFonts w:hint="eastAsia"/>
-        </w:rPr>
-        <w:t>算法</w:t>
-      </w:r>
-      <w:r>
-        <w:rPr>
-          <w:rFonts w:hint="eastAsia"/>
-        </w:rPr>
-        <w:t>实验</w:t>
+        <w:t>3.1.1 Weighted A*</w:t>
+      </w:r>
+      <w:r>
+        <w:rPr>
+          <w:rFonts w:hint="eastAsia"/>
+        </w:rPr>
+        <w:t>算法实验</w:t>
       </w:r>
     </w:p>
     <w:p>
@@ -693,13 +663,7 @@
           <w:rPr>
             <w:rFonts w:ascii="Cambria Math" w:hAnsi="Cambria Math"/>
           </w:rPr>
-          <m:t>(</m:t>
-        </m:r>
-        <m:r>
-          <w:rPr>
-            <w:rFonts w:ascii="Cambria Math" w:hAnsi="Cambria Math"/>
-          </w:rPr>
-          <m:t>1.0≤</m:t>
+          <m:t>(1.0≤</m:t>
         </m:r>
         <m:r>
           <w:rPr>
@@ -711,13 +675,7 @@
           <w:rPr>
             <w:rFonts w:ascii="Cambria Math" w:hAnsi="Cambria Math"/>
           </w:rPr>
-          <m:t>≤2</m:t>
-        </m:r>
-        <m:r>
-          <w:rPr>
-            <w:rFonts w:ascii="Cambria Math" w:hAnsi="Cambria Math"/>
-          </w:rPr>
-          <m:t>.0)</m:t>
+          <m:t>≤2.0)</m:t>
         </m:r>
       </m:oMath>
       <w:r>
@@ -743,13 +701,7 @@
           <w:rPr>
             <w:rFonts w:ascii="Cambria Math" w:hAnsi="Cambria Math"/>
           </w:rPr>
-          <m:t>&gt;2</m:t>
-        </m:r>
-        <m:r>
-          <w:rPr>
-            <w:rFonts w:ascii="Cambria Math" w:hAnsi="Cambria Math"/>
-          </w:rPr>
-          <m:t>.0)</m:t>
+          <m:t>&gt;2.0)</m:t>
         </m:r>
       </m:oMath>
       <w:r>
@@ -6437,7 +6389,7 @@
         <w:ind w:firstLine="340"/>
         <w:divId w:val="631517308"/>
         <w:rPr>
-          <w:rFonts w:ascii="Consolas" w:hAnsi="Consolas" w:cs="Courier New" w:hint="eastAsia"/>
+          <w:rFonts w:ascii="Consolas" w:hAnsi="Consolas" w:cs="Courier New"/>
           <w:sz w:val="17"/>
           <w:szCs w:val="17"/>
         </w:rPr>
@@ -6524,22 +6476,13 @@
         <w:rPr>
           <w:rFonts w:hint="eastAsia"/>
         </w:rPr>
-        <w:t>算法</w:t>
-      </w:r>
-      <w:r>
-        <w:rPr>
-          <w:rFonts w:hint="eastAsia"/>
-        </w:rPr>
-        <w:t>实验核心代码部分</w:t>
+        <w:t>算法实验核心代码部分</w:t>
       </w:r>
     </w:p>
     <w:p>
       <w:pPr>
         <w:pStyle w:val="ac"/>
         <w:jc w:val="center"/>
-        <w:rPr>
-          <w:rFonts w:hint="eastAsia"/>
-        </w:rPr>
       </w:pPr>
     </w:p>
     <w:p>
@@ -6656,7 +6599,6 @@
         <w:pStyle w:val="ac"/>
         <w:jc w:val="center"/>
         <w:rPr>
-          <w:rFonts w:hint="eastAsia"/>
           <w:noProof/>
         </w:rPr>
       </w:pPr>
@@ -6666,7 +6608,6 @@
         <w:pStyle w:val="ac"/>
         <w:jc w:val="center"/>
         <w:rPr>
-          <w:rFonts w:hint="eastAsia"/>
           <w:noProof/>
         </w:rPr>
       </w:pPr>
@@ -6696,14 +6637,7 @@
           <w:rFonts w:hint="eastAsia"/>
           <w:noProof/>
         </w:rPr>
-        <w:t>算法</w:t>
-      </w:r>
-      <w:r>
-        <w:rPr>
-          <w:rFonts w:hint="eastAsia"/>
-          <w:noProof/>
-        </w:rPr>
-        <w:t>参数扫描数据表</w:t>
+        <w:t>算法参数扫描数据表</w:t>
       </w:r>
     </w:p>
     <w:tbl>
@@ -6728,7 +6662,6 @@
               <w:spacing w:line="400" w:lineRule="exact"/>
               <w:jc w:val="center"/>
               <w:rPr>
-                <w:rFonts w:hint="eastAsia"/>
                 <w:noProof/>
               </w:rPr>
             </w:pPr>
@@ -6760,7 +6693,6 @@
               <w:spacing w:line="400" w:lineRule="exact"/>
               <w:jc w:val="center"/>
               <w:rPr>
-                <w:rFonts w:hint="eastAsia"/>
                 <w:noProof/>
               </w:rPr>
             </w:pPr>
@@ -6789,7 +6721,6 @@
               <w:spacing w:line="400" w:lineRule="exact"/>
               <w:jc w:val="center"/>
               <w:rPr>
-                <w:rFonts w:hint="eastAsia"/>
                 <w:noProof/>
               </w:rPr>
             </w:pPr>
@@ -6820,7 +6751,6 @@
               <w:spacing w:line="400" w:lineRule="exact"/>
               <w:jc w:val="center"/>
               <w:rPr>
-                <w:rFonts w:hint="eastAsia"/>
                 <w:noProof/>
               </w:rPr>
             </w:pPr>
@@ -6843,7 +6773,6 @@
               <w:spacing w:line="400" w:lineRule="exact"/>
               <w:jc w:val="center"/>
               <w:rPr>
-                <w:rFonts w:hint="eastAsia"/>
                 <w:noProof/>
               </w:rPr>
             </w:pPr>
@@ -6866,7 +6795,6 @@
               <w:spacing w:line="400" w:lineRule="exact"/>
               <w:jc w:val="center"/>
               <w:rPr>
-                <w:rFonts w:hint="eastAsia"/>
                 <w:noProof/>
               </w:rPr>
             </w:pPr>
@@ -6891,7 +6819,6 @@
               <w:spacing w:line="400" w:lineRule="exact"/>
               <w:jc w:val="center"/>
               <w:rPr>
-                <w:rFonts w:hint="eastAsia"/>
                 <w:noProof/>
               </w:rPr>
             </w:pPr>
@@ -6914,7 +6841,6 @@
               <w:spacing w:line="400" w:lineRule="exact"/>
               <w:jc w:val="center"/>
               <w:rPr>
-                <w:rFonts w:hint="eastAsia"/>
                 <w:noProof/>
               </w:rPr>
             </w:pPr>
@@ -6937,7 +6863,6 @@
               <w:spacing w:line="400" w:lineRule="exact"/>
               <w:jc w:val="center"/>
               <w:rPr>
-                <w:rFonts w:hint="eastAsia"/>
                 <w:noProof/>
               </w:rPr>
             </w:pPr>
@@ -6962,7 +6887,6 @@
               <w:spacing w:line="400" w:lineRule="exact"/>
               <w:jc w:val="center"/>
               <w:rPr>
-                <w:rFonts w:hint="eastAsia"/>
                 <w:noProof/>
               </w:rPr>
             </w:pPr>
@@ -7006,7 +6930,6 @@
               <w:spacing w:line="400" w:lineRule="exact"/>
               <w:jc w:val="center"/>
               <w:rPr>
-                <w:rFonts w:hint="eastAsia"/>
                 <w:noProof/>
               </w:rPr>
             </w:pPr>
@@ -7029,7 +6952,6 @@
               <w:spacing w:line="400" w:lineRule="exact"/>
               <w:jc w:val="center"/>
               <w:rPr>
-                <w:rFonts w:hint="eastAsia"/>
                 <w:noProof/>
               </w:rPr>
             </w:pPr>
@@ -7054,7 +6976,6 @@
               <w:spacing w:line="400" w:lineRule="exact"/>
               <w:jc w:val="center"/>
               <w:rPr>
-                <w:rFonts w:hint="eastAsia"/>
                 <w:noProof/>
               </w:rPr>
             </w:pPr>
@@ -7077,7 +6998,6 @@
               <w:spacing w:line="400" w:lineRule="exact"/>
               <w:jc w:val="center"/>
               <w:rPr>
-                <w:rFonts w:hint="eastAsia"/>
                 <w:noProof/>
               </w:rPr>
             </w:pPr>
@@ -7100,7 +7020,6 @@
               <w:spacing w:line="400" w:lineRule="exact"/>
               <w:jc w:val="center"/>
               <w:rPr>
-                <w:rFonts w:hint="eastAsia"/>
                 <w:noProof/>
               </w:rPr>
             </w:pPr>
@@ -7125,7 +7044,6 @@
               <w:spacing w:line="400" w:lineRule="exact"/>
               <w:jc w:val="center"/>
               <w:rPr>
-                <w:rFonts w:hint="eastAsia"/>
                 <w:noProof/>
               </w:rPr>
             </w:pPr>
@@ -7148,7 +7066,6 @@
               <w:spacing w:line="400" w:lineRule="exact"/>
               <w:jc w:val="center"/>
               <w:rPr>
-                <w:rFonts w:hint="eastAsia"/>
                 <w:noProof/>
               </w:rPr>
             </w:pPr>
@@ -7171,7 +7088,6 @@
               <w:spacing w:line="400" w:lineRule="exact"/>
               <w:jc w:val="center"/>
               <w:rPr>
-                <w:rFonts w:hint="eastAsia"/>
                 <w:noProof/>
               </w:rPr>
             </w:pPr>
@@ -7196,7 +7112,6 @@
               <w:spacing w:line="400" w:lineRule="exact"/>
               <w:jc w:val="center"/>
               <w:rPr>
-                <w:rFonts w:hint="eastAsia"/>
                 <w:noProof/>
               </w:rPr>
             </w:pPr>
@@ -7219,7 +7134,6 @@
               <w:spacing w:line="400" w:lineRule="exact"/>
               <w:jc w:val="center"/>
               <w:rPr>
-                <w:rFonts w:hint="eastAsia"/>
                 <w:noProof/>
               </w:rPr>
             </w:pPr>
@@ -7242,7 +7156,6 @@
               <w:spacing w:line="400" w:lineRule="exact"/>
               <w:jc w:val="center"/>
               <w:rPr>
-                <w:rFonts w:hint="eastAsia"/>
                 <w:noProof/>
               </w:rPr>
             </w:pPr>
@@ -7267,7 +7180,6 @@
               <w:spacing w:line="400" w:lineRule="exact"/>
               <w:jc w:val="center"/>
               <w:rPr>
-                <w:rFonts w:hint="eastAsia"/>
                 <w:noProof/>
               </w:rPr>
             </w:pPr>
@@ -7290,7 +7202,6 @@
               <w:spacing w:line="400" w:lineRule="exact"/>
               <w:jc w:val="center"/>
               <w:rPr>
-                <w:rFonts w:hint="eastAsia"/>
                 <w:noProof/>
               </w:rPr>
             </w:pPr>
@@ -7313,7 +7224,6 @@
               <w:spacing w:line="400" w:lineRule="exact"/>
               <w:jc w:val="center"/>
               <w:rPr>
-                <w:rFonts w:hint="eastAsia"/>
                 <w:noProof/>
               </w:rPr>
             </w:pPr>
@@ -7332,7 +7242,6 @@
       <w:pPr>
         <w:pStyle w:val="ac"/>
         <w:rPr>
-          <w:rFonts w:hint="eastAsia"/>
           <w:noProof/>
         </w:rPr>
       </w:pPr>
@@ -7445,13 +7354,7 @@
         <w:rPr>
           <w:rFonts w:hint="eastAsia"/>
         </w:rPr>
-        <w:t>而</w:t>
-      </w:r>
-      <w:r>
-        <w:rPr>
-          <w:rFonts w:hint="eastAsia"/>
-        </w:rPr>
-        <w:t>最终路径长度</w:t>
+        <w:t>而最终路径长度</w:t>
       </w:r>
       <w:r>
         <w:rPr>
@@ -7479,14 +7382,7 @@
           <w:rFonts w:hint="eastAsia"/>
           <w:noProof/>
         </w:rPr>
-        <w:t>越来越大</w:t>
-      </w:r>
-      <w:r>
-        <w:rPr>
-          <w:rFonts w:hint="eastAsia"/>
-          <w:noProof/>
-        </w:rPr>
-        <w:t>而趋于阶梯状上升，说明在</w:t>
+        <w:t>越来越大而趋于阶梯状上升，说明在</w:t>
       </w:r>
       <m:oMath>
         <m:r>
@@ -7643,13 +7539,7 @@
         <w:rPr>
           <w:rFonts w:hint="eastAsia"/>
         </w:rPr>
-        <w:t>不可变的局限</w:t>
-      </w:r>
-      <w:r>
-        <w:rPr>
-          <w:rFonts w:hint="eastAsia"/>
-        </w:rPr>
-        <w:t>带来的路径质量变差的缺点。因而，我三次改良了</w:t>
+        <w:t>不可变的局限带来的路径质量变差的缺点。因而，我三次改良了</w:t>
       </w:r>
       <w:r>
         <w:rPr>
@@ -7720,9 +7610,6 @@
     <w:p>
       <w:pPr>
         <w:ind w:firstLine="480"/>
-        <w:rPr>
-          <w:rFonts w:hint="eastAsia"/>
-        </w:rPr>
       </w:pPr>
       <w:r>
         <w:t>本实验旨在探索启发式</w:t>
@@ -7740,13 +7627,7 @@
         <w:rPr>
           <w:rFonts w:hint="eastAsia"/>
         </w:rPr>
-        <w:t>参数</w:t>
-      </w:r>
-      <w:r>
-        <w:rPr>
-          <w:rFonts w:hint="eastAsia"/>
-        </w:rPr>
-        <w:t>以及迷宫地图的大小、连通性</w:t>
+        <w:t>参数以及迷宫地图的大小、连通性</w:t>
       </w:r>
       <w:r>
         <w:t>对路径规划算法多维性能的影响</w:t>
@@ -7767,13 +7648,7 @@
         <w:rPr>
           <w:rFonts w:hint="eastAsia"/>
         </w:rPr>
-        <w:t>算法</w:t>
-      </w:r>
-      <w:r>
-        <w:rPr>
-          <w:rFonts w:hint="eastAsia"/>
-        </w:rPr>
-        <w:t>在规划过程中不同初始权重参数随着规划过程进行而衰减的可视化图表</w:t>
+        <w:t>算法在规划过程中不同初始权重参数随着规划过程进行而衰减的可视化图表</w:t>
       </w:r>
       <w:r>
         <w:rPr>
@@ -7819,21 +7694,12 @@
     <w:p>
       <w:pPr>
         <w:pStyle w:val="4"/>
-        <w:rPr>
-          <w:rFonts w:hint="eastAsia"/>
-        </w:rPr>
-      </w:pPr>
-      <w:r>
-        <w:rPr>
-          <w:rFonts w:hint="eastAsia"/>
-        </w:rPr>
-        <w:t>3.1.1</w:t>
-      </w:r>
-      <w:r>
-        <w:rPr>
-          <w:rFonts w:hint="eastAsia"/>
-        </w:rPr>
-        <w:t>.1</w:t>
+      </w:pPr>
+      <w:r>
+        <w:rPr>
+          <w:rFonts w:hint="eastAsia"/>
+        </w:rPr>
+        <w:t>3.1.1.1</w:t>
       </w:r>
       <w:r>
         <w:rPr>
@@ -7845,13 +7711,7 @@
         <w:rPr>
           <w:rFonts w:hint="eastAsia"/>
         </w:rPr>
-        <w:t>初始权重参数对算法路径规划的影响</w:t>
-      </w:r>
-      <w:r>
-        <w:rPr>
-          <w:rFonts w:hint="eastAsia"/>
-        </w:rPr>
-        <w:t>实验</w:t>
+        <w:t>初始权重参数对算法路径规划的影响实验</w:t>
       </w:r>
     </w:p>
     <w:p>
@@ -7888,19 +7748,7 @@
         <w:rPr>
           <w:rFonts w:hint="eastAsia"/>
         </w:rPr>
-        <w:t>算法实验</w:t>
-      </w:r>
-      <w:r>
-        <w:rPr>
-          <w:rFonts w:hint="eastAsia"/>
-        </w:rPr>
-        <w:t>一样的评价指标，得到了</w:t>
-      </w:r>
-      <w:r>
-        <w:rPr>
-          <w:rFonts w:hint="eastAsia"/>
-        </w:rPr>
-        <w:t>扩展节点数</w:t>
+        <w:t>算法实验一样的评价指标，得到了扩展节点数</w:t>
       </w:r>
       <w:r>
         <w:rPr>
@@ -7912,19 +7760,7 @@
         <w:rPr>
           <w:rFonts w:hint="eastAsia"/>
         </w:rPr>
-        <w:t>（纵轴红色线）</w:t>
-      </w:r>
-      <w:r>
-        <w:rPr>
-          <w:rFonts w:hint="eastAsia"/>
-        </w:rPr>
-        <w:t>、</w:t>
-      </w:r>
-      <w:r>
-        <w:rPr>
-          <w:rFonts w:hint="eastAsia"/>
-        </w:rPr>
-        <w:t>最终路径长度</w:t>
+        <w:t>（纵轴红色线）、最终路径长度</w:t>
       </w:r>
       <w:r>
         <w:rPr>
@@ -7936,13 +7772,7 @@
         <w:rPr>
           <w:rFonts w:hint="eastAsia"/>
         </w:rPr>
-        <w:t>（</w:t>
-      </w:r>
-      <w:r>
-        <w:rPr>
-          <w:rFonts w:hint="eastAsia"/>
-        </w:rPr>
-        <w:t>纵轴蓝色线）与初始权重参数</w:t>
+        <w:t>（纵轴蓝色线）与初始权重参数</w:t>
       </w:r>
       <m:oMath>
         <m:r>
@@ -12690,9 +12520,6 @@
       <w:pPr>
         <w:pStyle w:val="ac"/>
         <w:jc w:val="center"/>
-        <w:rPr>
-          <w:rFonts w:hint="eastAsia"/>
-        </w:rPr>
       </w:pPr>
       <w:r>
         <w:rPr>
@@ -12725,7 +12552,6 @@
         <w:ind w:firstLineChars="0" w:firstLine="0"/>
         <w:jc w:val="center"/>
         <w:rPr>
-          <w:rFonts w:hint="eastAsia"/>
           <w:noProof/>
         </w:rPr>
       </w:pPr>
@@ -12839,7 +12665,6 @@
         <w:pStyle w:val="ac"/>
         <w:jc w:val="center"/>
         <w:rPr>
-          <w:rFonts w:hint="eastAsia"/>
           <w:noProof/>
         </w:rPr>
       </w:pPr>
@@ -12939,13 +12764,7 @@
         <w:rPr>
           <w:rFonts w:hint="eastAsia"/>
         </w:rPr>
-        <w:t>算法</w:t>
-      </w:r>
-      <w:r>
-        <w:rPr>
-          <w:rFonts w:hint="eastAsia"/>
-        </w:rPr>
-        <w:t>中初始高</w:t>
+        <w:t>算法中初始高</w:t>
       </w:r>
       <w:r>
         <w:rPr>
@@ -13000,13 +12819,7 @@
         <w:rPr>
           <w:rFonts w:hint="eastAsia"/>
         </w:rPr>
-        <w:t>算法</w:t>
-      </w:r>
-      <w:r>
-        <w:rPr>
-          <w:rFonts w:hint="eastAsia"/>
-        </w:rPr>
-        <w:t>原理预期。</w:t>
+        <w:t>算法原理预期。</w:t>
       </w:r>
     </w:p>
     <w:p>
@@ -13074,25 +12887,13 @@
         <w:rPr>
           <w:rFonts w:hint="eastAsia"/>
         </w:rPr>
-        <w:t xml:space="preserve">3-3 </w:t>
-      </w:r>
-      <w:r>
-        <w:rPr>
-          <w:rFonts w:hint="eastAsia"/>
-        </w:rPr>
-        <w:t>Dynamic Weighted A*</w:t>
-      </w:r>
-      <w:r>
-        <w:rPr>
-          <w:rFonts w:hint="eastAsia"/>
-        </w:rPr>
-        <w:t>算法实验</w:t>
-      </w:r>
-      <w:r>
-        <w:rPr>
-          <w:rFonts w:hint="eastAsia"/>
-        </w:rPr>
-        <w:t>在不同初始</w:t>
+        <w:t>3-3 Dynamic Weighted A*</w:t>
+      </w:r>
+      <w:r>
+        <w:rPr>
+          <w:rFonts w:hint="eastAsia"/>
+        </w:rPr>
+        <w:t>算法实验在不同初始</w:t>
       </w:r>
       <m:oMath>
         <m:sSub>
@@ -13154,7 +12955,6 @@
         <w:pStyle w:val="ac"/>
         <w:jc w:val="center"/>
         <w:rPr>
-          <w:rFonts w:hint="eastAsia"/>
           <w:i/>
         </w:rPr>
       </w:pPr>
@@ -13162,9 +12962,6 @@
     <w:p>
       <w:pPr>
         <w:ind w:firstLine="480"/>
-        <w:rPr>
-          <w:rFonts w:hint="eastAsia"/>
-        </w:rPr>
       </w:pPr>
       <w:r>
         <w:rPr>
@@ -13194,13 +12991,7 @@
         <w:rPr>
           <w:rFonts w:hint="eastAsia"/>
         </w:rPr>
-        <w:t>算法实验</w:t>
-      </w:r>
-      <w:r>
-        <w:rPr>
-          <w:rFonts w:hint="eastAsia"/>
-        </w:rPr>
-        <w:t>在取不同的</w:t>
+        <w:t>算法实验在取不同的</w:t>
       </w:r>
       <m:oMath>
         <m:sSub>
@@ -13305,9 +13096,6 @@
     <w:p>
       <w:pPr>
         <w:ind w:firstLine="480"/>
-        <w:rPr>
-          <w:rFonts w:hint="eastAsia"/>
-        </w:rPr>
       </w:pPr>
       <w:r>
         <w:rPr>
@@ -13343,21 +13131,12 @@
     <w:p>
       <w:pPr>
         <w:pStyle w:val="4"/>
-        <w:rPr>
-          <w:rFonts w:hint="eastAsia"/>
-        </w:rPr>
-      </w:pPr>
-      <w:r>
-        <w:rPr>
-          <w:rFonts w:hint="eastAsia"/>
-        </w:rPr>
-        <w:t>3.1.1.</w:t>
-      </w:r>
-      <w:r>
-        <w:rPr>
-          <w:rFonts w:hint="eastAsia"/>
-        </w:rPr>
-        <w:t>2</w:t>
+      </w:pPr>
+      <w:r>
+        <w:rPr>
+          <w:rFonts w:hint="eastAsia"/>
+        </w:rPr>
+        <w:t>3.1.1.2</w:t>
       </w:r>
       <w:r>
         <w:rPr>
@@ -13413,13 +13192,7 @@
         <w:rPr>
           <w:rFonts w:hint="eastAsia"/>
         </w:rPr>
-        <w:t>通过设置不同的行数列数的参数可选列表，对前述的</w:t>
-      </w:r>
-      <w:r>
-        <w:rPr>
-          <w:rFonts w:hint="eastAsia"/>
-        </w:rPr>
-        <w:t>不同的</w:t>
+        <w:t>通过设置不同的行数列数的参数可选列表，对前述的不同的</w:t>
       </w:r>
       <m:oMath>
         <m:sSub>
@@ -13459,13 +13232,7 @@
         <w:rPr>
           <w:rFonts w:hint="eastAsia"/>
         </w:rPr>
-        <w:t>值</w:t>
-      </w:r>
-      <w:r>
-        <w:rPr>
-          <w:rFonts w:hint="eastAsia"/>
-        </w:rPr>
-        <w:t>的参数可选列表进行参数扫描得到在不同行数列数下，不同</w:t>
+        <w:t>值的参数可选列表进行参数扫描得到在不同行数列数下，不同</w:t>
       </w:r>
       <m:oMath>
         <m:sSub>
@@ -15924,9 +15691,6 @@
       <w:pPr>
         <w:pStyle w:val="ac"/>
         <w:jc w:val="center"/>
-        <w:rPr>
-          <w:rFonts w:hint="eastAsia"/>
-        </w:rPr>
       </w:pPr>
       <w:r>
         <w:rPr>
@@ -15938,26 +15702,13 @@
         <w:rPr>
           <w:rFonts w:hint="eastAsia"/>
         </w:rPr>
-        <w:t>算法</w:t>
-      </w:r>
-      <w:r>
-        <w:rPr>
-          <w:rFonts w:hint="eastAsia"/>
-        </w:rPr>
-        <w:t>地图大小</w:t>
-      </w:r>
-      <w:r>
-        <w:rPr>
-          <w:rFonts w:hint="eastAsia"/>
-        </w:rPr>
-        <w:t>参数影响实验核心代码</w:t>
+        <w:t>算法地图大小参数影响实验核心代码</w:t>
       </w:r>
     </w:p>
     <w:p>
       <w:pPr>
         <w:ind w:firstLineChars="0" w:firstLine="0"/>
         <w:rPr>
-          <w:rFonts w:hint="eastAsia"/>
           <w:noProof/>
         </w:rPr>
       </w:pPr>
@@ -15968,7 +15719,6 @@
         <w:ind w:firstLineChars="0" w:firstLine="0"/>
         <w:jc w:val="center"/>
         <w:rPr>
-          <w:rFonts w:hint="eastAsia"/>
           <w:noProof/>
         </w:rPr>
       </w:pPr>
@@ -16394,45 +16144,38 @@
         <w:rPr>
           <w:rFonts w:hint="eastAsia"/>
         </w:rPr>
-        <w:t>在适当范围内越大，越能在不降低规划路径质量的基础上最大限度的提高搜索效率的结论。</w:t>
+        <w:t>在适当</w:t>
+      </w:r>
+      <w:proofErr w:type="gramStart"/>
+      <w:r>
+        <w:rPr>
+          <w:rFonts w:hint="eastAsia"/>
+        </w:rPr>
+        <w:t>范围内越大</w:t>
+      </w:r>
+      <w:proofErr w:type="gramEnd"/>
+      <w:r>
+        <w:rPr>
+          <w:rFonts w:hint="eastAsia"/>
+        </w:rPr>
+        <w:t>，越能在不降低规划路径质量的基础上最大限度的提高搜索效率的结论。</w:t>
       </w:r>
     </w:p>
     <w:p>
       <w:pPr>
         <w:pStyle w:val="4"/>
-        <w:rPr>
-          <w:rFonts w:hint="eastAsia"/>
-        </w:rPr>
-      </w:pPr>
-      <w:r>
-        <w:rPr>
-          <w:rFonts w:hint="eastAsia"/>
-        </w:rPr>
-        <w:t>3.1.1.</w:t>
-      </w:r>
-      <w:r>
-        <w:rPr>
-          <w:rFonts w:hint="eastAsia"/>
-        </w:rPr>
-        <w:t xml:space="preserve">3 </w:t>
-      </w:r>
-      <w:r>
-        <w:rPr>
-          <w:rFonts w:hint="eastAsia"/>
-        </w:rPr>
-        <w:t>地图</w:t>
-      </w:r>
-      <w:r>
-        <w:rPr>
-          <w:rFonts w:hint="eastAsia"/>
-        </w:rPr>
-        <w:t>连通性</w:t>
-      </w:r>
-      <w:r>
-        <w:rPr>
-          <w:rFonts w:hint="eastAsia"/>
-        </w:rPr>
-        <w:t>对算法路径规划的影响实验</w:t>
+      </w:pPr>
+      <w:r>
+        <w:rPr>
+          <w:rFonts w:hint="eastAsia"/>
+        </w:rPr>
+        <w:t xml:space="preserve">3.1.1.3 </w:t>
+      </w:r>
+      <w:r>
+        <w:rPr>
+          <w:rFonts w:hint="eastAsia"/>
+        </w:rPr>
+        <w:t>地图连通性对算法路径规划的影响实验</w:t>
       </w:r>
     </w:p>
     <w:p>
@@ -18966,9 +18709,6 @@
       <w:pPr>
         <w:pStyle w:val="ac"/>
         <w:jc w:val="center"/>
-        <w:rPr>
-          <w:rFonts w:hint="eastAsia"/>
-        </w:rPr>
       </w:pPr>
       <w:r>
         <w:rPr>
@@ -18980,19 +18720,7 @@
         <w:rPr>
           <w:rFonts w:hint="eastAsia"/>
         </w:rPr>
-        <w:t>算法地图</w:t>
-      </w:r>
-      <w:r>
-        <w:rPr>
-          <w:rFonts w:hint="eastAsia"/>
-        </w:rPr>
-        <w:t>连通性</w:t>
-      </w:r>
-      <w:r>
-        <w:rPr>
-          <w:rFonts w:hint="eastAsia"/>
-        </w:rPr>
-        <w:t>参数影响实验核心代码</w:t>
+        <w:t>算法地图连通性参数影响实验核心代码</w:t>
       </w:r>
     </w:p>
     <w:p>
@@ -19127,9 +18855,6 @@
       <w:pPr>
         <w:pStyle w:val="ac"/>
         <w:jc w:val="center"/>
-        <w:rPr>
-          <w:rFonts w:hint="eastAsia"/>
-        </w:rPr>
       </w:pPr>
     </w:p>
     <w:p>
@@ -19146,13 +18871,7 @@
         <w:rPr>
           <w:rFonts w:hint="eastAsia"/>
         </w:rPr>
-        <w:t>3-</w:t>
-      </w:r>
-      <w:r>
-        <w:rPr>
-          <w:rFonts w:hint="eastAsia"/>
-        </w:rPr>
-        <w:t>5</w:t>
+        <w:t>3-5</w:t>
       </w:r>
       <w:r>
         <w:rPr>
@@ -19430,7 +19149,6 @@
       <w:pPr>
         <w:ind w:firstLine="480"/>
         <w:rPr>
-          <w:rFonts w:hint="eastAsia"/>
           <w:noProof/>
         </w:rPr>
       </w:pPr>
@@ -19920,9 +19638,6 @@
     <w:p>
       <w:pPr>
         <w:ind w:firstLine="480"/>
-        <w:rPr>
-          <w:rFonts w:hint="eastAsia"/>
-        </w:rPr>
       </w:pPr>
       <w:r>
         <w:rPr>
@@ -20041,9 +19756,6 @@
     <w:p>
       <w:pPr>
         <w:pStyle w:val="4"/>
-        <w:rPr>
-          <w:rFonts w:hint="eastAsia"/>
-        </w:rPr>
       </w:pPr>
       <w:r>
         <w:rPr>
@@ -20176,9 +19888,6 @@
           <w:p>
             <w:pPr>
               <w:ind w:firstLineChars="0" w:firstLine="0"/>
-              <w:rPr>
-                <w:rFonts w:hint="eastAsia"/>
-              </w:rPr>
             </w:pPr>
             <w:r>
               <w:rPr>
@@ -20195,9 +19904,6 @@
           <w:p>
             <w:pPr>
               <w:ind w:firstLineChars="0" w:firstLine="0"/>
-              <w:rPr>
-                <w:rFonts w:hint="eastAsia"/>
-              </w:rPr>
             </w:pPr>
             <w:r>
               <w:rPr>
@@ -20214,9 +19920,6 @@
           <w:p>
             <w:pPr>
               <w:ind w:firstLineChars="0" w:firstLine="0"/>
-              <w:rPr>
-                <w:rFonts w:hint="eastAsia"/>
-              </w:rPr>
             </w:pPr>
             <w:r>
               <w:rPr>
@@ -20236,9 +19939,6 @@
             <w:pPr>
               <w:ind w:firstLineChars="0" w:firstLine="0"/>
               <w:jc w:val="center"/>
-              <w:rPr>
-                <w:rFonts w:hint="eastAsia"/>
-              </w:rPr>
             </w:pPr>
             <m:oMathPara>
               <m:oMath>
@@ -20279,9 +19979,6 @@
             <w:pPr>
               <w:ind w:firstLineChars="0" w:firstLine="0"/>
               <w:jc w:val="center"/>
-              <w:rPr>
-                <w:rFonts w:hint="eastAsia"/>
-              </w:rPr>
             </w:pPr>
             <w:r>
               <w:rPr>
@@ -20299,9 +19996,6 @@
             <w:pPr>
               <w:ind w:firstLineChars="0" w:firstLine="0"/>
               <w:jc w:val="center"/>
-              <w:rPr>
-                <w:rFonts w:hint="eastAsia"/>
-              </w:rPr>
             </w:pPr>
             <w:r>
               <w:t>估计从当前节点</w:t>
@@ -20329,9 +20023,6 @@
             <w:pPr>
               <w:ind w:firstLineChars="0" w:firstLine="0"/>
               <w:jc w:val="center"/>
-              <w:rPr>
-                <w:rFonts w:hint="eastAsia"/>
-              </w:rPr>
             </w:pPr>
             <m:oMathPara>
               <m:oMath>
@@ -20390,9 +20081,6 @@
             <w:pPr>
               <w:ind w:firstLineChars="0" w:firstLine="0"/>
               <w:jc w:val="center"/>
-              <w:rPr>
-                <w:rFonts w:hint="eastAsia"/>
-              </w:rPr>
             </w:pPr>
             <w:r>
               <w:rPr>
@@ -20410,9 +20098,6 @@
             <w:pPr>
               <w:ind w:firstLineChars="0" w:firstLine="0"/>
               <w:jc w:val="center"/>
-              <w:rPr>
-                <w:rFonts w:hint="eastAsia"/>
-              </w:rPr>
             </w:pPr>
             <w:r>
               <w:t>从节点</w:t>
@@ -20440,9 +20125,6 @@
             <w:pPr>
               <w:ind w:firstLineChars="0" w:firstLine="0"/>
               <w:jc w:val="center"/>
-              <w:rPr>
-                <w:rFonts w:hint="eastAsia"/>
-              </w:rPr>
             </w:pPr>
             <m:oMathPara>
               <m:oMath>
@@ -20464,9 +20146,6 @@
             <w:pPr>
               <w:ind w:firstLineChars="0" w:firstLine="0"/>
               <w:jc w:val="center"/>
-              <w:rPr>
-                <w:rFonts w:hint="eastAsia"/>
-              </w:rPr>
             </w:pPr>
             <w:r>
               <w:rPr>
@@ -20484,9 +20163,6 @@
             <w:pPr>
               <w:ind w:firstLineChars="0" w:firstLine="0"/>
               <w:jc w:val="center"/>
-              <w:rPr>
-                <w:rFonts w:hint="eastAsia"/>
-              </w:rPr>
             </w:pPr>
             <w:r>
               <w:t>搜索树中的任意状态节点</w:t>
@@ -20504,7 +20180,6 @@
               <w:ind w:firstLineChars="0" w:firstLine="0"/>
               <w:jc w:val="center"/>
               <w:rPr>
-                <w:rFonts w:hint="eastAsia"/>
                 <w:i/>
               </w:rPr>
             </w:pPr>
@@ -20592,9 +20267,6 @@
             <w:pPr>
               <w:ind w:firstLineChars="0" w:firstLine="0"/>
               <w:jc w:val="center"/>
-              <w:rPr>
-                <w:rFonts w:hint="eastAsia"/>
-              </w:rPr>
             </w:pPr>
             <w:r>
               <w:rPr>
@@ -20612,9 +20284,6 @@
             <w:pPr>
               <w:ind w:firstLineChars="0" w:firstLine="0"/>
               <w:jc w:val="center"/>
-              <w:rPr>
-                <w:rFonts w:hint="eastAsia"/>
-              </w:rPr>
             </w:pPr>
             <m:oMath>
               <m:sSub>
@@ -20708,9 +20377,6 @@
             <w:pPr>
               <w:ind w:firstLineChars="0" w:firstLine="0"/>
               <w:jc w:val="center"/>
-              <w:rPr>
-                <w:rFonts w:hint="eastAsia"/>
-              </w:rPr>
             </w:pPr>
             <m:oMathPara>
               <m:oMath>
@@ -20814,9 +20480,6 @@
             <w:pPr>
               <w:ind w:firstLineChars="0" w:firstLine="0"/>
               <w:jc w:val="center"/>
-              <w:rPr>
-                <w:rFonts w:hint="eastAsia"/>
-              </w:rPr>
             </w:pPr>
             <w:proofErr w:type="gramStart"/>
             <w:r>
@@ -20836,9 +20499,6 @@
             <w:pPr>
               <w:ind w:firstLineChars="0" w:firstLine="0"/>
               <w:jc w:val="center"/>
-              <w:rPr>
-                <w:rFonts w:hint="eastAsia"/>
-              </w:rPr>
             </w:pPr>
             <w:r>
               <w:t>从节点</w:t>
@@ -20929,9 +20589,6 @@
             <w:pPr>
               <w:ind w:firstLineChars="0" w:firstLine="0"/>
               <w:jc w:val="center"/>
-              <w:rPr>
-                <w:rFonts w:hint="eastAsia"/>
-              </w:rPr>
             </w:pPr>
             <m:oMathPara>
               <m:oMath>
@@ -20948,13 +20605,7 @@
                       <w:rPr>
                         <w:rFonts w:ascii="Cambria Math" w:hAnsi="Cambria Math"/>
                       </w:rPr>
-                      <m:t>(</m:t>
-                    </m:r>
-                    <m:r>
-                      <w:rPr>
-                        <w:rFonts w:ascii="Cambria Math" w:hAnsi="Cambria Math"/>
-                      </w:rPr>
-                      <m:t>x</m:t>
+                      <m:t>(x</m:t>
                     </m:r>
                   </m:e>
                   <m:sub>
@@ -21015,9 +20666,6 @@
             <w:pPr>
               <w:ind w:firstLineChars="0" w:firstLine="0"/>
               <w:jc w:val="center"/>
-              <w:rPr>
-                <w:rFonts w:hint="eastAsia"/>
-              </w:rPr>
             </w:pPr>
             <w:r>
               <w:rPr>
@@ -21035,9 +20683,6 @@
             <w:pPr>
               <w:ind w:firstLineChars="0" w:firstLine="0"/>
               <w:jc w:val="center"/>
-              <w:rPr>
-                <w:rFonts w:hint="eastAsia"/>
-              </w:rPr>
             </w:pPr>
             <w:r>
               <w:t>节点</w:t>
@@ -21065,9 +20710,6 @@
             <w:pPr>
               <w:ind w:firstLineChars="0" w:firstLine="0"/>
               <w:jc w:val="center"/>
-              <w:rPr>
-                <w:rFonts w:hint="eastAsia"/>
-              </w:rPr>
             </w:pPr>
             <m:oMathPara>
               <m:oMath>
@@ -21084,13 +20726,7 @@
                       <w:rPr>
                         <w:rFonts w:ascii="Cambria Math" w:hAnsi="Cambria Math"/>
                       </w:rPr>
-                      <m:t>(</m:t>
-                    </m:r>
-                    <m:r>
-                      <w:rPr>
-                        <w:rFonts w:ascii="Cambria Math" w:hAnsi="Cambria Math"/>
-                      </w:rPr>
-                      <m:t>x</m:t>
+                      <m:t>(x</m:t>
                     </m:r>
                   </m:e>
                   <m:sub>
@@ -21151,9 +20787,6 @@
             <w:pPr>
               <w:ind w:firstLineChars="0" w:firstLine="0"/>
               <w:jc w:val="center"/>
-              <w:rPr>
-                <w:rFonts w:hint="eastAsia"/>
-              </w:rPr>
             </w:pPr>
             <w:r>
               <w:rPr>
@@ -21171,9 +20804,6 @@
             <w:pPr>
               <w:ind w:firstLineChars="0" w:firstLine="0"/>
               <w:jc w:val="center"/>
-              <w:rPr>
-                <w:rFonts w:hint="eastAsia"/>
-              </w:rPr>
             </w:pPr>
             <w:r>
               <w:t>目标节点在栅格地图中的位置</w:t>
@@ -21185,9 +20815,6 @@
     <w:p>
       <w:pPr>
         <w:ind w:firstLineChars="0" w:firstLine="0"/>
-        <w:rPr>
-          <w:rFonts w:hint="eastAsia"/>
-        </w:rPr>
       </w:pPr>
     </w:p>
     <w:p>
@@ -22141,9 +21768,6 @@
     <w:p>
       <w:pPr>
         <w:pStyle w:val="4"/>
-        <w:rPr>
-          <w:rFonts w:hint="eastAsia"/>
-        </w:rPr>
       </w:pPr>
       <w:r>
         <w:rPr>
@@ -22362,9 +21986,6 @@
     <w:p>
       <w:pPr>
         <w:ind w:firstLineChars="0" w:firstLine="0"/>
-        <w:rPr>
-          <w:rFonts w:hint="eastAsia"/>
-        </w:rPr>
       </w:pPr>
     </w:p>
     <w:p>
@@ -22548,27 +22169,12 @@
     <w:p>
       <w:pPr>
         <w:pStyle w:val="4"/>
-        <w:rPr>
-          <w:rFonts w:hint="eastAsia"/>
-        </w:rPr>
-      </w:pPr>
-      <w:r>
-        <w:rPr>
-          <w:rFonts w:hint="eastAsia"/>
-        </w:rPr>
-        <w:t>4.2.1.1(</w:t>
-      </w:r>
-      <w:r>
-        <w:rPr>
-          <w:rFonts w:hint="eastAsia"/>
-        </w:rPr>
-        <w:t>c</w:t>
-      </w:r>
-      <w:r>
-        <w:rPr>
-          <w:rFonts w:hint="eastAsia"/>
-        </w:rPr>
-        <w:t xml:space="preserve">) </w:t>
+      </w:pPr>
+      <w:r>
+        <w:rPr>
+          <w:rFonts w:hint="eastAsia"/>
+        </w:rPr>
+        <w:t xml:space="preserve">4.2.1.1(c) </w:t>
       </w:r>
       <w:r>
         <w:rPr>
@@ -22625,9 +22231,6 @@
     <w:p>
       <w:pPr>
         <w:ind w:firstLine="480"/>
-        <w:rPr>
-          <w:rFonts w:hint="eastAsia"/>
-        </w:rPr>
       </w:pPr>
       <m:oMathPara>
         <m:oMath>
@@ -22974,9 +22577,6 @@
     <w:p>
       <w:pPr>
         <w:ind w:firstLine="480"/>
-        <w:rPr>
-          <w:rFonts w:hint="eastAsia"/>
-        </w:rPr>
       </w:pPr>
       <w:r>
         <w:rPr>
@@ -23028,9 +22628,6 @@
     <w:p>
       <w:pPr>
         <w:pStyle w:val="4"/>
-        <w:rPr>
-          <w:rFonts w:hint="eastAsia"/>
-        </w:rPr>
       </w:pPr>
       <w:r>
         <w:rPr>
@@ -23042,9 +22639,6 @@
     <w:p>
       <w:pPr>
         <w:ind w:firstLine="480"/>
-        <w:rPr>
-          <w:rFonts w:hint="eastAsia"/>
-        </w:rPr>
       </w:pPr>
       <w:r>
         <w:rPr>
@@ -23187,9 +22781,6 @@
     <w:p>
       <w:pPr>
         <w:ind w:firstLine="480"/>
-        <w:rPr>
-          <w:rFonts w:hint="eastAsia"/>
-        </w:rPr>
       </w:pPr>
       <w:r>
         <w:rPr>
@@ -23418,13 +23009,7 @@
           <w:rPr>
             <w:rFonts w:ascii="Cambria Math" w:hAnsi="Cambria Math"/>
           </w:rPr>
-          <m:t xml:space="preserve">        </m:t>
-        </m:r>
-        <m:r>
-          <w:rPr>
-            <w:rFonts w:ascii="Cambria Math" w:hAnsi="Cambria Math"/>
-          </w:rPr>
-          <m:t>ϵ</m:t>
+          <m:t xml:space="preserve">        ϵ</m:t>
         </m:r>
       </m:oMath>
       <w:r>
@@ -23437,9 +23022,6 @@
     <w:p>
       <w:pPr>
         <w:ind w:firstLine="480"/>
-        <w:rPr>
-          <w:rFonts w:hint="eastAsia"/>
-        </w:rPr>
       </w:pPr>
       <w:r>
         <w:rPr>
@@ -23997,83 +23579,503 @@
     <w:p>
       <w:pPr>
         <w:ind w:firstLine="480"/>
-        <w:rPr>
-          <w:rFonts w:hint="eastAsia"/>
-        </w:rPr>
       </w:pPr>
     </w:p>
     <w:p>
       <w:pPr>
-        <w:ind w:firstLineChars="583" w:firstLine="1399"/>
-        <w:rPr>
-          <w:rFonts w:hint="eastAsia"/>
-        </w:rPr>
+        <w:pStyle w:val="3"/>
       </w:pPr>
     </w:p>
     <w:p>
       <w:pPr>
-        <w:ind w:firstLineChars="0" w:firstLine="0"/>
-        <w:rPr>
-          <w:rFonts w:hint="eastAsia"/>
-        </w:rPr>
+        <w:pStyle w:val="3"/>
       </w:pPr>
     </w:p>
     <w:p>
       <w:pPr>
-        <w:ind w:firstLineChars="0" w:firstLine="0"/>
+        <w:pStyle w:val="3"/>
       </w:pPr>
     </w:p>
     <w:p>
       <w:pPr>
-        <w:ind w:firstLineChars="0" w:firstLine="0"/>
+        <w:pStyle w:val="3"/>
       </w:pPr>
     </w:p>
     <w:p>
       <w:pPr>
-        <w:ind w:firstLineChars="0" w:firstLine="0"/>
+        <w:pStyle w:val="3"/>
       </w:pPr>
     </w:p>
     <w:p>
       <w:pPr>
-        <w:ind w:firstLineChars="0" w:firstLine="0"/>
-        <w:rPr>
-          <w:rFonts w:hint="eastAsia"/>
-        </w:rPr>
-      </w:pPr>
+        <w:pStyle w:val="3"/>
+      </w:pPr>
+      <w:r>
+        <w:rPr>
+          <w:rFonts w:hint="eastAsia"/>
+        </w:rPr>
+        <w:t xml:space="preserve">4.2.3 </w:t>
+      </w:r>
+      <w:r>
+        <w:rPr>
+          <w:rFonts w:hint="eastAsia"/>
+        </w:rPr>
+        <w:t>地图构建层</w:t>
+      </w:r>
     </w:p>
     <w:p>
       <w:pPr>
+        <w:ind w:firstLine="480"/>
+      </w:pPr>
+      <w:r>
+        <w:rPr>
+          <w:rFonts w:hint="eastAsia"/>
+        </w:rPr>
+        <w:t>地图构建层主要为</w:t>
+      </w:r>
+      <w:r>
+        <w:rPr>
+          <w:rFonts w:hint="eastAsia"/>
+        </w:rPr>
+        <w:t>render_map.py</w:t>
+      </w:r>
+      <w:r>
+        <w:rPr>
+          <w:rFonts w:hint="eastAsia"/>
+        </w:rPr>
+        <w:t>文件，其中</w:t>
+      </w:r>
+      <w:r>
+        <w:rPr>
+          <w:rFonts w:hint="eastAsia"/>
+        </w:rPr>
+        <w:t>主要由：静态迷宫</w:t>
+      </w:r>
+      <w:r>
+        <w:rPr>
+          <w:rFonts w:hint="eastAsia"/>
+        </w:rPr>
+        <w:t>配置类与</w:t>
+      </w:r>
+      <w:r>
+        <w:rPr>
+          <w:rFonts w:hint="eastAsia"/>
+        </w:rPr>
+        <w:t>生成类（</w:t>
+      </w:r>
+      <w:proofErr w:type="spellStart"/>
+      <w:r>
+        <w:rPr>
+          <w:rFonts w:hint="eastAsia"/>
+        </w:rPr>
+        <w:t>MazeMapConfig</w:t>
+      </w:r>
+      <w:proofErr w:type="spellEnd"/>
+      <w:r>
+        <w:rPr>
+          <w:rFonts w:hint="eastAsia"/>
+        </w:rPr>
+        <w:t>、</w:t>
+      </w:r>
+      <w:proofErr w:type="spellStart"/>
+      <w:r>
+        <w:t>MazeMapGenerator</w:t>
+      </w:r>
+      <w:proofErr w:type="spellEnd"/>
+      <w:r>
+        <w:rPr>
+          <w:rFonts w:hint="eastAsia"/>
+        </w:rPr>
+        <w:t>）</w:t>
+      </w:r>
+      <w:r>
+        <w:rPr>
+          <w:rFonts w:hint="eastAsia"/>
+        </w:rPr>
+        <w:t>、</w:t>
+      </w:r>
+      <w:r>
+        <w:rPr>
+          <w:rFonts w:hint="eastAsia"/>
+        </w:rPr>
+        <w:t>动态障碍物生成器</w:t>
+      </w:r>
+      <w:r>
+        <w:rPr>
+          <w:rFonts w:hint="eastAsia"/>
+        </w:rPr>
+        <w:t>类</w:t>
+      </w:r>
+      <w:r>
+        <w:rPr>
+          <w:rFonts w:hint="eastAsia"/>
+        </w:rPr>
+        <w:t>（</w:t>
+      </w:r>
+      <w:proofErr w:type="spellStart"/>
+      <w:r>
+        <w:t>DynamicObstacle</w:t>
+      </w:r>
+      <w:proofErr w:type="spellEnd"/>
+      <w:r>
+        <w:rPr>
+          <w:rFonts w:hint="eastAsia"/>
+        </w:rPr>
+        <w:t>）</w:t>
+      </w:r>
+      <w:r>
+        <w:rPr>
+          <w:rFonts w:hint="eastAsia"/>
+        </w:rPr>
+        <w:t>、</w:t>
+      </w:r>
+      <w:r>
+        <w:rPr>
+          <w:rFonts w:hint="eastAsia"/>
+        </w:rPr>
+        <w:t>机器人生成器</w:t>
+      </w:r>
+      <w:r>
+        <w:rPr>
+          <w:rFonts w:hint="eastAsia"/>
+        </w:rPr>
+        <w:t>类</w:t>
+      </w:r>
+      <w:r>
+        <w:rPr>
+          <w:rFonts w:hint="eastAsia"/>
+        </w:rPr>
+        <w:t>（</w:t>
+      </w:r>
+      <w:r>
+        <w:t>N7carRobot</w:t>
+      </w:r>
+      <w:r>
+        <w:rPr>
+          <w:rFonts w:hint="eastAsia"/>
+        </w:rPr>
+        <w:t>）</w:t>
+      </w:r>
+      <w:r>
+        <w:rPr>
+          <w:rFonts w:hint="eastAsia"/>
+        </w:rPr>
+        <w:t>、总体可视化渲染类（</w:t>
+      </w:r>
+      <w:proofErr w:type="spellStart"/>
+      <w:r>
+        <w:t>SceneRenderer</w:t>
+      </w:r>
+      <w:proofErr w:type="spellEnd"/>
+      <w:r>
+        <w:rPr>
+          <w:rFonts w:hint="eastAsia"/>
+        </w:rPr>
+        <w:t>）。</w:t>
+      </w:r>
+    </w:p>
+    <w:p>
+      <w:pPr>
+        <w:ind w:firstLine="480"/>
+        <w:rPr>
+          <w:rFonts w:hint="eastAsia"/>
+        </w:rPr>
+      </w:pPr>
+      <w:r>
+        <w:rPr>
+          <w:rFonts w:hint="eastAsia"/>
+        </w:rPr>
+        <w:t>前三者定义了地图的三个关键组件的组成，</w:t>
+      </w:r>
+      <w:proofErr w:type="gramStart"/>
+      <w:r>
+        <w:rPr>
+          <w:rFonts w:hint="eastAsia"/>
+        </w:rPr>
+        <w:t>每个类都带有</w:t>
+      </w:r>
+      <w:proofErr w:type="gramEnd"/>
+      <w:r>
+        <w:rPr>
+          <w:rFonts w:hint="eastAsia"/>
+        </w:rPr>
+        <w:t>对应的渲染类或渲染函数，并在</w:t>
+      </w:r>
+      <w:proofErr w:type="spellStart"/>
+      <w:r>
+        <w:t>SceneRenderer</w:t>
+      </w:r>
+      <w:proofErr w:type="spellEnd"/>
+      <w:r>
+        <w:rPr>
+          <w:rFonts w:hint="eastAsia"/>
+        </w:rPr>
+        <w:t>的总体可视化渲染类中被调用。</w:t>
+      </w:r>
+    </w:p>
+    <w:p>
+      <w:pPr>
         <w:spacing w:line="240" w:lineRule="auto"/>
         <w:ind w:firstLineChars="0" w:firstLine="0"/>
-        <w:rPr>
-          <w:rFonts w:hint="eastAsia"/>
-        </w:rPr>
-      </w:pPr>
+        <w:jc w:val="center"/>
+        <w:rPr>
+          <w:rFonts w:hint="eastAsia"/>
+        </w:rPr>
+      </w:pPr>
+      <w:r>
+        <w:rPr>
+          <w:noProof/>
+        </w:rPr>
+        <w:lastRenderedPageBreak/>
+        <w:drawing>
+          <wp:inline distT="0" distB="0" distL="0" distR="0" wp14:anchorId="4335760E" wp14:editId="0BBF8FB1">
+            <wp:extent cx="2283912" cy="6727853"/>
+            <wp:effectExtent l="0" t="0" r="2540" b="0"/>
+            <wp:docPr id="52333519" name="图片 1"/>
+            <wp:cNvGraphicFramePr>
+              <a:graphicFrameLocks xmlns:a="http://schemas.openxmlformats.org/drawingml/2006/main" noChangeAspect="1"/>
+            </wp:cNvGraphicFramePr>
+            <a:graphic xmlns:a="http://schemas.openxmlformats.org/drawingml/2006/main">
+              <a:graphicData uri="http://schemas.openxmlformats.org/drawingml/2006/picture">
+                <pic:pic xmlns:pic="http://schemas.openxmlformats.org/drawingml/2006/picture">
+                  <pic:nvPicPr>
+                    <pic:cNvPr id="0" name="Picture 1"/>
+                    <pic:cNvPicPr>
+                      <a:picLocks noChangeAspect="1" noChangeArrowheads="1"/>
+                    </pic:cNvPicPr>
+                  </pic:nvPicPr>
+                  <pic:blipFill>
+                    <a:blip r:embed="rId14" cstate="print">
+                      <a:extLst>
+                        <a:ext uri="{28A0092B-C50C-407E-A947-70E740481C1C}">
+                          <a14:useLocalDpi xmlns:a14="http://schemas.microsoft.com/office/drawing/2010/main" val="0"/>
+                        </a:ext>
+                      </a:extLst>
+                    </a:blip>
+                    <a:srcRect/>
+                    <a:stretch>
+                      <a:fillRect/>
+                    </a:stretch>
+                  </pic:blipFill>
+                  <pic:spPr bwMode="auto">
+                    <a:xfrm>
+                      <a:off x="0" y="0"/>
+                      <a:ext cx="2327822" cy="6857200"/>
+                    </a:xfrm>
+                    <a:prstGeom prst="rect">
+                      <a:avLst/>
+                    </a:prstGeom>
+                    <a:noFill/>
+                    <a:ln>
+                      <a:noFill/>
+                    </a:ln>
+                  </pic:spPr>
+                </pic:pic>
+              </a:graphicData>
+            </a:graphic>
+          </wp:inline>
+        </w:drawing>
+      </w:r>
     </w:p>
     <w:p>
       <w:pPr>
-        <w:spacing w:line="240" w:lineRule="auto"/>
-        <w:ind w:firstLineChars="83" w:firstLine="199"/>
-      </w:pPr>
+        <w:pStyle w:val="ac"/>
+        <w:jc w:val="center"/>
+      </w:pPr>
+      <w:r>
+        <w:rPr>
+          <w:rFonts w:hint="eastAsia"/>
+        </w:rPr>
+        <w:t>图</w:t>
+      </w:r>
+      <w:r>
+        <w:rPr>
+          <w:rFonts w:hint="eastAsia"/>
+        </w:rPr>
+        <w:t xml:space="preserve">4- </w:t>
+      </w:r>
+      <w:proofErr w:type="spellStart"/>
+      <w:r>
+        <w:t>render</w:t>
+      </w:r>
+      <w:r>
+        <w:rPr>
+          <w:rFonts w:hint="eastAsia"/>
+        </w:rPr>
+        <w:t>_map</w:t>
+      </w:r>
+      <w:proofErr w:type="spellEnd"/>
+      <w:r>
+        <w:rPr>
+          <w:rFonts w:hint="eastAsia"/>
+        </w:rPr>
+        <w:t>地图渲染代码流程图</w:t>
+      </w:r>
     </w:p>
     <w:p>
       <w:pPr>
-        <w:ind w:firstLineChars="83" w:firstLine="199"/>
-      </w:pPr>
+        <w:ind w:firstLine="480"/>
+      </w:pPr>
+      <w:r>
+        <w:rPr>
+          <w:rFonts w:hint="eastAsia"/>
+        </w:rPr>
+        <w:t>后续主函数中调用了</w:t>
+      </w:r>
+      <w:proofErr w:type="spellStart"/>
+      <w:r>
+        <w:rPr>
+          <w:rFonts w:hint="eastAsia"/>
+        </w:rPr>
+        <w:t>render_map</w:t>
+      </w:r>
+      <w:proofErr w:type="spellEnd"/>
+      <w:r>
+        <w:rPr>
+          <w:rFonts w:hint="eastAsia"/>
+        </w:rPr>
+        <w:t>中的所有工具类，进行了迷宫环境和组件的生成和渲染。</w:t>
+      </w:r>
+      <w:r>
+        <w:rPr>
+          <w:rFonts w:hint="eastAsia"/>
+        </w:rPr>
+        <w:t>如下流程图所示，重点描述了</w:t>
+      </w:r>
+      <w:r>
+        <w:rPr>
+          <w:rFonts w:hint="eastAsia"/>
+        </w:rPr>
+        <w:t>main</w:t>
+      </w:r>
+      <w:r>
+        <w:rPr>
+          <w:rFonts w:hint="eastAsia"/>
+        </w:rPr>
+        <w:t>中</w:t>
+      </w:r>
+      <w:proofErr w:type="spellStart"/>
+      <w:r>
+        <w:rPr>
+          <w:rFonts w:hint="eastAsia"/>
+        </w:rPr>
+        <w:t>render_map</w:t>
+      </w:r>
+      <w:proofErr w:type="spellEnd"/>
+      <w:r>
+        <w:rPr>
+          <w:rFonts w:hint="eastAsia"/>
+        </w:rPr>
+        <w:t>的模块与算法部分的配合与作用。</w:t>
+      </w:r>
     </w:p>
     <w:p>
       <w:pPr>
-        <w:ind w:firstLineChars="83" w:firstLine="199"/>
-      </w:pPr>
+        <w:spacing w:line="240" w:lineRule="atLeast"/>
+        <w:ind w:firstLineChars="0" w:firstLine="0"/>
+        <w:jc w:val="center"/>
+      </w:pPr>
+      <w:r>
+        <w:rPr>
+          <w:noProof/>
+        </w:rPr>
+        <w:lastRenderedPageBreak/>
+        <w:drawing>
+          <wp:inline distT="0" distB="0" distL="0" distR="0" wp14:anchorId="56B8C76C" wp14:editId="7AF35D9F">
+            <wp:extent cx="5472623" cy="2449043"/>
+            <wp:effectExtent l="0" t="0" r="0" b="8890"/>
+            <wp:docPr id="1130984057" name="图片 2"/>
+            <wp:cNvGraphicFramePr>
+              <a:graphicFrameLocks xmlns:a="http://schemas.openxmlformats.org/drawingml/2006/main" noChangeAspect="1"/>
+            </wp:cNvGraphicFramePr>
+            <a:graphic xmlns:a="http://schemas.openxmlformats.org/drawingml/2006/main">
+              <a:graphicData uri="http://schemas.openxmlformats.org/drawingml/2006/picture">
+                <pic:pic xmlns:pic="http://schemas.openxmlformats.org/drawingml/2006/picture">
+                  <pic:nvPicPr>
+                    <pic:cNvPr id="0" name="Picture 3"/>
+                    <pic:cNvPicPr>
+                      <a:picLocks noChangeAspect="1" noChangeArrowheads="1"/>
+                    </pic:cNvPicPr>
+                  </pic:nvPicPr>
+                  <pic:blipFill>
+                    <a:blip r:embed="rId15" cstate="print">
+                      <a:extLst>
+                        <a:ext uri="{28A0092B-C50C-407E-A947-70E740481C1C}">
+                          <a14:useLocalDpi xmlns:a14="http://schemas.microsoft.com/office/drawing/2010/main" val="0"/>
+                        </a:ext>
+                      </a:extLst>
+                    </a:blip>
+                    <a:srcRect/>
+                    <a:stretch>
+                      <a:fillRect/>
+                    </a:stretch>
+                  </pic:blipFill>
+                  <pic:spPr bwMode="auto">
+                    <a:xfrm>
+                      <a:off x="0" y="0"/>
+                      <a:ext cx="5499640" cy="2461133"/>
+                    </a:xfrm>
+                    <a:prstGeom prst="rect">
+                      <a:avLst/>
+                    </a:prstGeom>
+                    <a:noFill/>
+                    <a:ln>
+                      <a:noFill/>
+                    </a:ln>
+                  </pic:spPr>
+                </pic:pic>
+              </a:graphicData>
+            </a:graphic>
+          </wp:inline>
+        </w:drawing>
+      </w:r>
     </w:p>
     <w:p>
       <w:pPr>
-        <w:ind w:firstLineChars="83" w:firstLine="199"/>
-      </w:pPr>
+        <w:pStyle w:val="ac"/>
+        <w:jc w:val="center"/>
+        <w:rPr>
+          <w:rFonts w:hint="eastAsia"/>
+        </w:rPr>
+      </w:pPr>
+      <w:r>
+        <w:rPr>
+          <w:rFonts w:hint="eastAsia"/>
+        </w:rPr>
+        <w:t>图</w:t>
+      </w:r>
+      <w:r>
+        <w:rPr>
+          <w:rFonts w:hint="eastAsia"/>
+        </w:rPr>
+        <w:t xml:space="preserve">4-  </w:t>
+      </w:r>
+      <w:r>
+        <w:rPr>
+          <w:rFonts w:hint="eastAsia"/>
+        </w:rPr>
+        <w:t>主程序中</w:t>
+      </w:r>
+      <w:proofErr w:type="spellStart"/>
+      <w:r>
+        <w:rPr>
+          <w:rFonts w:hint="eastAsia"/>
+        </w:rPr>
+        <w:t>render_map</w:t>
+      </w:r>
+      <w:proofErr w:type="spellEnd"/>
+      <w:r>
+        <w:rPr>
+          <w:rFonts w:hint="eastAsia"/>
+        </w:rPr>
+        <w:t>模块与其他模块的交互</w:t>
+      </w:r>
     </w:p>
     <w:p>
       <w:pPr>
-        <w:ind w:firstLineChars="83" w:firstLine="199"/>
+        <w:spacing w:line="240" w:lineRule="atLeast"/>
+        <w:ind w:firstLine="480"/>
+        <w:jc w:val="center"/>
         <w:rPr>
           <w:rFonts w:hint="eastAsia"/>
         </w:rPr>
@@ -24500,8 +24502,8 @@
         </w:rPr>
         <w:t xml:space="preserve">. </w:t>
       </w:r>
-      <w:smartTag w:uri="urn:schemas-microsoft-com:office:smarttags" w:element="country-region">
-        <w:smartTag w:uri="urn:schemas-microsoft-com:office:smarttags" w:element="place">
+      <w:smartTag w:uri="urn:schemas-microsoft-com:office:smarttags" w:element="place">
+        <w:smartTag w:uri="urn:schemas-microsoft-com:office:smarttags" w:element="country-region">
           <w:r>
             <w:rPr>
               <w:color w:val="000000"/>
@@ -24558,8 +24560,8 @@
         </w:rPr>
         <w:t xml:space="preserve">. </w:t>
       </w:r>
-      <w:smartTag w:uri="urn:schemas-microsoft-com:office:smarttags" w:element="country-region">
-        <w:smartTag w:uri="urn:schemas-microsoft-com:office:smarttags" w:element="place">
+      <w:smartTag w:uri="urn:schemas-microsoft-com:office:smarttags" w:element="place">
+        <w:smartTag w:uri="urn:schemas-microsoft-com:office:smarttags" w:element="country-region">
           <w:r>
             <w:t>SIAM</w:t>
           </w:r>
@@ -24841,8 +24843,8 @@
       <w:r>
         <w:t xml:space="preserve"> Hall, </w:t>
       </w:r>
-      <w:smartTag w:uri="urn:schemas-microsoft-com:office:smarttags" w:element="place">
-        <w:smartTag w:uri="urn:schemas-microsoft-com:office:smarttags" w:element="City">
+      <w:smartTag w:uri="urn:schemas-microsoft-com:office:smarttags" w:element="City">
+        <w:smartTag w:uri="urn:schemas-microsoft-com:office:smarttags" w:element="place">
           <w:r>
             <w:t>London</w:t>
           </w:r>
@@ -24934,9 +24936,9 @@
       </w:r>
     </w:p>
     <w:sectPr>
-      <w:headerReference w:type="default" r:id="rId14"/>
-      <w:footerReference w:type="even" r:id="rId15"/>
-      <w:footerReference w:type="default" r:id="rId16"/>
+      <w:headerReference w:type="default" r:id="rId16"/>
+      <w:footerReference w:type="even" r:id="rId17"/>
+      <w:footerReference w:type="default" r:id="rId18"/>
       <w:pgSz w:w="11906" w:h="16838"/>
       <w:pgMar w:top="1440" w:right="1800" w:bottom="1440" w:left="1800" w:header="851" w:footer="992" w:gutter="0"/>
       <w:cols w:space="425"/>
